--- a/packages/domain/plantillas/maestras/2tesistas/ETAPA02/ANEXO N° 08 INFORME DE CONFORMIDAD DE ASESORAMIENTO - 02 TESISTA.docx
+++ b/packages/domain/plantillas/maestras/2tesistas/ETAPA02/ANEXO N° 08 INFORME DE CONFORMIDAD DE ASESORAMIENTO - 02 TESISTA.docx
@@ -1160,7 +1160,7 @@
           <w:szCs w:val="20"/>
           <w:rtl w:val="0"/>
         </w:rPr>
-        <w:t xml:space="preserve">Arequipa, XX de XX de 2026</w:t>
+        <w:t xml:space="preserve">Arequipa, &lt;&lt;FECHA DE CONFORMIDAD&gt;&gt;</w:t>
         <w:br w:type="textWrapping"/>
         <w:br w:type="textWrapping"/>
       </w:r>
